--- a/Week6/Week6_分析报告_曾梓轩.docx
+++ b/Week6/Week6_分析报告_曾梓轩.docx
@@ -7591,7 +7591,7 @@
           <w:sz w:val="17"/>
           <w:rFonts w:ascii="Consolas" w:hAnsi="Consolas" w:eastAsia="Microsoft YaHei"/>
         </w:rPr>
-        <w:t>"D:\R-4.6.1\bin\Rscript.exe" R/run_all.R      # 依次跑 01-05，约 10 秒；05 需要 results/EMPresult/</w:t>
+        <w:t>"D:\R-4.6.1\bin\Rscript.exe" R/run_all.R      # 依次跑 01-05，约 5 秒；05 需要 results/EMPresult/</w:t>
       </w:r>
     </w:p>
     <w:p/>
